--- a/public/cv/Pablo-Ocampos-CV-EN.docx
+++ b/public/cv/Pablo-Ocampos-CV-EN.docx
@@ -368,25 +368,6 @@
     </w:p>
     <w:p>
       <w:pPr>
-        <w:pStyle w:val="ListParagraph"/>
-        <w:numPr>
-          <w:ilvl w:val="0"/>
-          <w:numId w:val="1"/>
-        </w:numPr>
-        <w:spacing w:after="55"/>
-        <w:ind w:left="360"/>
-      </w:pPr>
-      <w:r>
-        <w:rPr>
-          <w:rFonts w:ascii="Calibri" w:cs="Calibri" w:eastAsia="Calibri" w:hAnsi="Calibri"/>
-          <w:sz w:val="19"/>
-          <w:szCs w:val="19"/>
-        </w:rPr>
-        <w:t xml:space="preserve">Delivered StockPro, a Python and SQLite desktop application for commercial management installed at a client site, with point of sale, stock ledger, customer accounts, cash reconciliation, profitability reports, remote updates and versioned schema migrations.</w:t>
-      </w:r>
-    </w:p>
-    <w:p>
-      <w:pPr>
         <w:spacing w:after="20" w:before="130"/>
       </w:pPr>
       <w:r>
@@ -763,7 +744,7 @@
           <w:sz w:val="19"/>
           <w:szCs w:val="19"/>
         </w:rPr>
-        <w:t xml:space="preserve">Java, Spring Boot, PHP, MySQL, Angular, Bootstrap, TypeScript, JavaScript, HTML5, CSS3, SQLite, Firebase, Oracle SQL, GeneXus, WordPress</w:t>
+        <w:t xml:space="preserve">Java, Spring Boot, PHP, MySQL, Angular, Bootstrap, TypeScript, JavaScript, HTML5, CSS3, SQLite, Firebase</w:t>
       </w:r>
     </w:p>
     <w:p>
@@ -925,6 +906,196 @@
           <w:szCs w:val="19"/>
         </w:rPr>
         <w:t xml:space="preserve">Claude, ChatGPT, Gemini, DeepSeek</w:t>
+      </w:r>
+    </w:p>
+    <w:p>
+      <w:pPr>
+        <w:pBdr>
+          <w:bottom w:val="single" w:color="999999" w:sz="6" w:space="2"/>
+        </w:pBdr>
+        <w:spacing w:after="110" w:before="240"/>
+      </w:pPr>
+      <w:r>
+        <w:rPr>
+          <w:rFonts w:ascii="Calibri" w:cs="Calibri" w:eastAsia="Calibri" w:hAnsi="Calibri"/>
+          <w:b/>
+          <w:bCs/>
+          <w:color w:val="1F3864"/>
+          <w:sz w:val="23"/>
+          <w:szCs w:val="23"/>
+        </w:rPr>
+        <w:t xml:space="preserve">PROJECTS</w:t>
+      </w:r>
+    </w:p>
+    <w:p>
+      <w:pPr>
+        <w:pStyle w:val="ListParagraph"/>
+        <w:numPr>
+          <w:ilvl w:val="0"/>
+          <w:numId w:val="1"/>
+        </w:numPr>
+        <w:spacing w:after="55"/>
+        <w:ind w:left="360"/>
+      </w:pPr>
+      <w:r>
+        <w:rPr>
+          <w:rFonts w:ascii="Calibri" w:cs="Calibri" w:eastAsia="Calibri" w:hAnsi="Calibri"/>
+          <w:sz w:val="19"/>
+          <w:szCs w:val="19"/>
+        </w:rPr>
+        <w:t xml:space="preserve">Faro - Multi-tenant HR web platform, running in production for an industrial company of 80 employees: payroll runs, attendance tracking through a face-recognition kiosk and signed PDF payslips with a public QR validation code. Python, FastAPI, PostgreSQL, React, Tailwind CSS, Docker.</w:t>
+      </w:r>
+    </w:p>
+    <w:p>
+      <w:pPr>
+        <w:pStyle w:val="ListParagraph"/>
+        <w:numPr>
+          <w:ilvl w:val="0"/>
+          <w:numId w:val="1"/>
+        </w:numPr>
+        <w:spacing w:after="55"/>
+        <w:ind w:left="360"/>
+      </w:pPr>
+      <w:r>
+        <w:rPr>
+          <w:rFonts w:ascii="Calibri" w:cs="Calibri" w:eastAsia="Calibri" w:hAnsi="Calibri"/>
+          <w:sz w:val="19"/>
+          <w:szCs w:val="19"/>
+        </w:rPr>
+        <w:t xml:space="preserve">Timon - Management system for car repair shops: work orders with an eight-stage pipeline, spare-part inventory with automatic stock deduction, daily cash register and public QR tracking. Built on Faro's multi-tenant core. Python, FastAPI, PostgreSQL, React, Tailwind CSS, Docker.</w:t>
+      </w:r>
+    </w:p>
+    <w:p>
+      <w:pPr>
+        <w:pStyle w:val="ListParagraph"/>
+        <w:numPr>
+          <w:ilvl w:val="0"/>
+          <w:numId w:val="1"/>
+        </w:numPr>
+        <w:spacing w:after="55"/>
+        <w:ind w:left="360"/>
+      </w:pPr>
+      <w:r>
+        <w:rPr>
+          <w:rFonts w:ascii="Calibri" w:cs="Calibri" w:eastAsia="Calibri" w:hAnsi="Calibri"/>
+          <w:sz w:val="19"/>
+          <w:szCs w:val="19"/>
+        </w:rPr>
+        <w:t xml:space="preserve">StockPro - Desktop application for commercial management, installed and in daily use at a client: point of sale, stock ledger, customer accounts, cash reconciliation and profitability reports, running fully offline. Python, Tkinter, SQLite.</w:t>
+      </w:r>
+    </w:p>
+    <w:p>
+      <w:pPr>
+        <w:pStyle w:val="ListParagraph"/>
+        <w:numPr>
+          <w:ilvl w:val="0"/>
+          <w:numId w:val="1"/>
+        </w:numPr>
+        <w:spacing w:after="55"/>
+        <w:ind w:left="360"/>
+      </w:pPr>
+      <w:r>
+        <w:rPr>
+          <w:rFonts w:ascii="Calibri" w:cs="Calibri" w:eastAsia="Calibri" w:hAnsi="Calibri"/>
+          <w:sz w:val="19"/>
+          <w:szCs w:val="19"/>
+        </w:rPr>
+        <w:t xml:space="preserve">BioTech - Modular ERP for an agro-industrial company: planning, overtime, credit requests and analytics dashboards, pulling data from external systems. Java, Spring Boot, PostgreSQL, React, Bootstrap, Docker.</w:t>
+      </w:r>
+    </w:p>
+    <w:p>
+      <w:pPr>
+        <w:pStyle w:val="ListParagraph"/>
+        <w:numPr>
+          <w:ilvl w:val="0"/>
+          <w:numId w:val="1"/>
+        </w:numPr>
+        <w:spacing w:after="55"/>
+        <w:ind w:left="360"/>
+      </w:pPr>
+      <w:r>
+        <w:rPr>
+          <w:rFonts w:ascii="Calibri" w:cs="Calibri" w:eastAsia="Calibri" w:hAnsi="Calibri"/>
+          <w:sz w:val="19"/>
+          <w:szCs w:val="19"/>
+        </w:rPr>
+        <w:t xml:space="preserve">Cinemateca - Film catalogue holding TMDb's full census (over 1.2 million titles), same-day releases and a screening room for public-domain works, with resumable importers and the licensing rules enforced in the database. Python, FastAPI, PostgreSQL, React, Tailwind CSS, Docker.</w:t>
+      </w:r>
+    </w:p>
+    <w:p>
+      <w:pPr>
+        <w:pStyle w:val="ListParagraph"/>
+        <w:numPr>
+          <w:ilvl w:val="0"/>
+          <w:numId w:val="1"/>
+        </w:numPr>
+        <w:spacing w:after="55"/>
+        <w:ind w:left="360"/>
+      </w:pPr>
+      <w:r>
+        <w:rPr>
+          <w:rFonts w:ascii="Calibri" w:cs="Calibri" w:eastAsia="Calibri" w:hAnsi="Calibri"/>
+          <w:sz w:val="19"/>
+          <w:szCs w:val="19"/>
+        </w:rPr>
+        <w:t xml:space="preserve">Pulse - Music catalogue with a custom player that separates work, recording and release: full credits for each recording, band line-ups and search by a single line of lyrics. Python, FastAPI, PostgreSQL, React, Tailwind CSS, Docker.</w:t>
+      </w:r>
+    </w:p>
+    <w:p>
+      <w:pPr>
+        <w:pStyle w:val="ListParagraph"/>
+        <w:numPr>
+          <w:ilvl w:val="0"/>
+          <w:numId w:val="1"/>
+        </w:numPr>
+        <w:spacing w:after="55"/>
+        <w:ind w:left="360"/>
+      </w:pPr>
+      <w:r>
+        <w:rPr>
+          <w:rFonts w:ascii="Calibri" w:cs="Calibri" w:eastAsia="Calibri" w:hAnsi="Calibri"/>
+          <w:sz w:val="19"/>
+          <w:szCs w:val="19"/>
+        </w:rPr>
+        <w:t xml:space="preserve">Marvel World - Encyclopaedia of the Marvel universe with over 2,600 characters, directed relationships between them and a cross-navigable catalogue of powers, teams and locations, with idempotent importers from the Marvel API, TMDb and Wikidata. Python, FastAPI, PostgreSQL, React, Tailwind CSS, Docker.</w:t>
+      </w:r>
+    </w:p>
+    <w:p>
+      <w:pPr>
+        <w:pStyle w:val="ListParagraph"/>
+        <w:numPr>
+          <w:ilvl w:val="0"/>
+          <w:numId w:val="1"/>
+        </w:numPr>
+        <w:spacing w:after="55"/>
+        <w:ind w:left="360"/>
+      </w:pPr>
+      <w:r>
+        <w:rPr>
+          <w:rFonts w:ascii="Calibri" w:cs="Calibri" w:eastAsia="Calibri" w:hAnsi="Calibri"/>
+          <w:sz w:val="19"/>
+          <w:szCs w:val="19"/>
+        </w:rPr>
+        <w:t xml:space="preserve">Atelier - Management system for a clothing shop, centralising sales, purchases, inventory and garment rentals. Java, Spring Boot, PostgreSQL, React, Bootstrap.</w:t>
+      </w:r>
+    </w:p>
+    <w:p>
+      <w:pPr>
+        <w:pStyle w:val="ListParagraph"/>
+        <w:numPr>
+          <w:ilvl w:val="0"/>
+          <w:numId w:val="1"/>
+        </w:numPr>
+        <w:spacing w:after="55"/>
+        <w:ind w:left="360"/>
+      </w:pPr>
+      <w:r>
+        <w:rPr>
+          <w:rFonts w:ascii="Calibri" w:cs="Calibri" w:eastAsia="Calibri" w:hAnsi="Calibri"/>
+          <w:sz w:val="19"/>
+          <w:szCs w:val="19"/>
+        </w:rPr>
+        <w:t xml:space="preserve">Shop Easy - Mobile app for shopping lists with real-time synchronisation. Ionic, Angular, TypeScript, Firebase.</w:t>
       </w:r>
     </w:p>
     <w:p>

--- a/public/cv/Pablo-Ocampos-CV-EN.docx
+++ b/public/cv/Pablo-Ocampos-CV-EN.docx
@@ -767,7 +767,7 @@
           <w:sz w:val="19"/>
           <w:szCs w:val="19"/>
         </w:rPr>
-        <w:t xml:space="preserve">Laravel, Next.js</w:t>
+        <w:t xml:space="preserve">Laravel, Next.js, Prisma</w:t>
       </w:r>
     </w:p>
     <w:p>
@@ -943,159 +943,178 @@
           <w:sz w:val="19"/>
           <w:szCs w:val="19"/>
         </w:rPr>
-        <w:t xml:space="preserve">Faro - Multi-tenant HR web platform, running in production for an industrial company of 80 employees: payroll runs, attendance tracking through a face-recognition kiosk and signed PDF payslips with a public QR validation code. Python, FastAPI, PostgreSQL, React, Tailwind CSS, Docker.</w:t>
-      </w:r>
-    </w:p>
-    <w:p>
-      <w:pPr>
-        <w:pStyle w:val="ListParagraph"/>
-        <w:numPr>
-          <w:ilvl w:val="0"/>
-          <w:numId w:val="1"/>
-        </w:numPr>
-        <w:spacing w:after="55"/>
-        <w:ind w:left="360"/>
-      </w:pPr>
-      <w:r>
-        <w:rPr>
-          <w:rFonts w:ascii="Calibri" w:cs="Calibri" w:eastAsia="Calibri" w:hAnsi="Calibri"/>
-          <w:sz w:val="19"/>
-          <w:szCs w:val="19"/>
-        </w:rPr>
-        <w:t xml:space="preserve">Timon - Management system for car repair shops: work orders with an eight-stage pipeline, spare-part inventory with automatic stock deduction, daily cash register and public QR tracking. Built on Faro's multi-tenant core. Python, FastAPI, PostgreSQL, React, Tailwind CSS, Docker.</w:t>
-      </w:r>
-    </w:p>
-    <w:p>
-      <w:pPr>
-        <w:pStyle w:val="ListParagraph"/>
-        <w:numPr>
-          <w:ilvl w:val="0"/>
-          <w:numId w:val="1"/>
-        </w:numPr>
-        <w:spacing w:after="55"/>
-        <w:ind w:left="360"/>
-      </w:pPr>
-      <w:r>
-        <w:rPr>
-          <w:rFonts w:ascii="Calibri" w:cs="Calibri" w:eastAsia="Calibri" w:hAnsi="Calibri"/>
-          <w:sz w:val="19"/>
-          <w:szCs w:val="19"/>
-        </w:rPr>
-        <w:t xml:space="preserve">StockPro - Desktop application for commercial management, installed and in daily use at a client: point of sale, stock ledger, customer accounts, cash reconciliation and profitability reports, running fully offline. Python, Tkinter, SQLite.</w:t>
-      </w:r>
-    </w:p>
-    <w:p>
-      <w:pPr>
-        <w:pStyle w:val="ListParagraph"/>
-        <w:numPr>
-          <w:ilvl w:val="0"/>
-          <w:numId w:val="1"/>
-        </w:numPr>
-        <w:spacing w:after="55"/>
-        <w:ind w:left="360"/>
-      </w:pPr>
-      <w:r>
-        <w:rPr>
-          <w:rFonts w:ascii="Calibri" w:cs="Calibri" w:eastAsia="Calibri" w:hAnsi="Calibri"/>
-          <w:sz w:val="19"/>
-          <w:szCs w:val="19"/>
-        </w:rPr>
-        <w:t xml:space="preserve">BioTech - Modular ERP for an agro-industrial company: planning, overtime, credit requests and analytics dashboards, pulling data from external systems. Java, Spring Boot, PostgreSQL, React, Bootstrap, Docker.</w:t>
-      </w:r>
-    </w:p>
-    <w:p>
-      <w:pPr>
-        <w:pStyle w:val="ListParagraph"/>
-        <w:numPr>
-          <w:ilvl w:val="0"/>
-          <w:numId w:val="1"/>
-        </w:numPr>
-        <w:spacing w:after="55"/>
-        <w:ind w:left="360"/>
-      </w:pPr>
-      <w:r>
-        <w:rPr>
-          <w:rFonts w:ascii="Calibri" w:cs="Calibri" w:eastAsia="Calibri" w:hAnsi="Calibri"/>
-          <w:sz w:val="19"/>
-          <w:szCs w:val="19"/>
-        </w:rPr>
-        <w:t xml:space="preserve">Cinemateca - Film catalogue holding TMDb's full census (over 1.2 million titles), same-day releases and a screening room for public-domain works, with resumable importers and the licensing rules enforced in the database. Python, FastAPI, PostgreSQL, React, Tailwind CSS, Docker.</w:t>
-      </w:r>
-    </w:p>
-    <w:p>
-      <w:pPr>
-        <w:pStyle w:val="ListParagraph"/>
-        <w:numPr>
-          <w:ilvl w:val="0"/>
-          <w:numId w:val="1"/>
-        </w:numPr>
-        <w:spacing w:after="55"/>
-        <w:ind w:left="360"/>
-      </w:pPr>
-      <w:r>
-        <w:rPr>
-          <w:rFonts w:ascii="Calibri" w:cs="Calibri" w:eastAsia="Calibri" w:hAnsi="Calibri"/>
-          <w:sz w:val="19"/>
-          <w:szCs w:val="19"/>
-        </w:rPr>
-        <w:t xml:space="preserve">Pulse - Music catalogue with a custom player that separates work, recording and release: full credits for each recording, band line-ups and search by a single line of lyrics. Python, FastAPI, PostgreSQL, React, Tailwind CSS, Docker.</w:t>
-      </w:r>
-    </w:p>
-    <w:p>
-      <w:pPr>
-        <w:pStyle w:val="ListParagraph"/>
-        <w:numPr>
-          <w:ilvl w:val="0"/>
-          <w:numId w:val="1"/>
-        </w:numPr>
-        <w:spacing w:after="55"/>
-        <w:ind w:left="360"/>
-      </w:pPr>
-      <w:r>
-        <w:rPr>
-          <w:rFonts w:ascii="Calibri" w:cs="Calibri" w:eastAsia="Calibri" w:hAnsi="Calibri"/>
-          <w:sz w:val="19"/>
-          <w:szCs w:val="19"/>
-        </w:rPr>
-        <w:t xml:space="preserve">Marvel World - Encyclopaedia of the Marvel universe with over 2,600 characters, directed relationships between them and a cross-navigable catalogue of powers, teams and locations, with idempotent importers from the Marvel API, TMDb and Wikidata. Python, FastAPI, PostgreSQL, React, Tailwind CSS, Docker.</w:t>
-      </w:r>
-    </w:p>
-    <w:p>
-      <w:pPr>
-        <w:pStyle w:val="ListParagraph"/>
-        <w:numPr>
-          <w:ilvl w:val="0"/>
-          <w:numId w:val="1"/>
-        </w:numPr>
-        <w:spacing w:after="55"/>
-        <w:ind w:left="360"/>
-      </w:pPr>
-      <w:r>
-        <w:rPr>
-          <w:rFonts w:ascii="Calibri" w:cs="Calibri" w:eastAsia="Calibri" w:hAnsi="Calibri"/>
-          <w:sz w:val="19"/>
-          <w:szCs w:val="19"/>
-        </w:rPr>
-        <w:t xml:space="preserve">Atelier - Management system for a clothing shop, centralising sales, purchases, inventory and garment rentals. Java, Spring Boot, PostgreSQL, React, Bootstrap.</w:t>
-      </w:r>
-    </w:p>
-    <w:p>
-      <w:pPr>
-        <w:pStyle w:val="ListParagraph"/>
-        <w:numPr>
-          <w:ilvl w:val="0"/>
-          <w:numId w:val="1"/>
-        </w:numPr>
-        <w:spacing w:after="55"/>
-        <w:ind w:left="360"/>
-      </w:pPr>
-      <w:r>
-        <w:rPr>
-          <w:rFonts w:ascii="Calibri" w:cs="Calibri" w:eastAsia="Calibri" w:hAnsi="Calibri"/>
-          <w:sz w:val="19"/>
-          <w:szCs w:val="19"/>
-        </w:rPr>
-        <w:t xml:space="preserve">Shop Easy - Mobile app for shopping lists with real-time synchronisation. Ionic, Angular, TypeScript, Firebase.</w:t>
+        <w:t xml:space="preserve">Nacar (2026) - Online casino with twenty games of audited math: every outcome is computed server-side from a seed published before the bet and verifiable afterwards, with an accounting ledger in whole cents and in-house scripts that audit each game's RTP and reconcile the ledger. Next.js, React, TypeScript, Prisma, SQLite, Tailwind CSS.</w:t>
+      </w:r>
+    </w:p>
+    <w:p>
+      <w:pPr>
+        <w:pStyle w:val="ListParagraph"/>
+        <w:numPr>
+          <w:ilvl w:val="0"/>
+          <w:numId w:val="1"/>
+        </w:numPr>
+        <w:spacing w:after="55"/>
+        <w:ind w:left="360"/>
+      </w:pPr>
+      <w:r>
+        <w:rPr>
+          <w:rFonts w:ascii="Calibri" w:cs="Calibri" w:eastAsia="Calibri" w:hAnsi="Calibri"/>
+          <w:sz w:val="19"/>
+          <w:szCs w:val="19"/>
+        </w:rPr>
+        <w:t xml:space="preserve">Pulse (2026) - Music catalogue with a custom player that separates work, recording and release: full credits for each recording, band line-ups and search by a single line of lyrics. Python, FastAPI, PostgreSQL, React, Tailwind CSS, Docker.</w:t>
+      </w:r>
+    </w:p>
+    <w:p>
+      <w:pPr>
+        <w:pStyle w:val="ListParagraph"/>
+        <w:numPr>
+          <w:ilvl w:val="0"/>
+          <w:numId w:val="1"/>
+        </w:numPr>
+        <w:spacing w:after="55"/>
+        <w:ind w:left="360"/>
+      </w:pPr>
+      <w:r>
+        <w:rPr>
+          <w:rFonts w:ascii="Calibri" w:cs="Calibri" w:eastAsia="Calibri" w:hAnsi="Calibri"/>
+          <w:sz w:val="19"/>
+          <w:szCs w:val="19"/>
+        </w:rPr>
+        <w:t xml:space="preserve">Cinemateca (2026) - Film catalogue holding TMDb's full census (over 1.2 million titles), same-day releases and a screening room for public-domain works, with resumable importers and the licensing rules enforced in the database. Python, FastAPI, PostgreSQL, React, Tailwind CSS, Docker.</w:t>
+      </w:r>
+    </w:p>
+    <w:p>
+      <w:pPr>
+        <w:pStyle w:val="ListParagraph"/>
+        <w:numPr>
+          <w:ilvl w:val="0"/>
+          <w:numId w:val="1"/>
+        </w:numPr>
+        <w:spacing w:after="55"/>
+        <w:ind w:left="360"/>
+      </w:pPr>
+      <w:r>
+        <w:rPr>
+          <w:rFonts w:ascii="Calibri" w:cs="Calibri" w:eastAsia="Calibri" w:hAnsi="Calibri"/>
+          <w:sz w:val="19"/>
+          <w:szCs w:val="19"/>
+        </w:rPr>
+        <w:t xml:space="preserve">Marvel World (2026) - Encyclopaedia of the Marvel universe with over 2,600 characters, directed relationships between them and a cross-navigable catalogue of powers, teams and locations, with idempotent importers from the Marvel API, TMDb and Wikidata. Python, FastAPI, PostgreSQL, React, Tailwind CSS, Docker.</w:t>
+      </w:r>
+    </w:p>
+    <w:p>
+      <w:pPr>
+        <w:pStyle w:val="ListParagraph"/>
+        <w:numPr>
+          <w:ilvl w:val="0"/>
+          <w:numId w:val="1"/>
+        </w:numPr>
+        <w:spacing w:after="55"/>
+        <w:ind w:left="360"/>
+      </w:pPr>
+      <w:r>
+        <w:rPr>
+          <w:rFonts w:ascii="Calibri" w:cs="Calibri" w:eastAsia="Calibri" w:hAnsi="Calibri"/>
+          <w:sz w:val="19"/>
+          <w:szCs w:val="19"/>
+        </w:rPr>
+        <w:t xml:space="preserve">StockPro (2026) - Desktop application for commercial management, installed and in daily use at a client: point of sale, stock ledger, customer accounts, cash reconciliation and profitability reports, running fully offline. Python, Tkinter, SQLite.</w:t>
+      </w:r>
+    </w:p>
+    <w:p>
+      <w:pPr>
+        <w:pStyle w:val="ListParagraph"/>
+        <w:numPr>
+          <w:ilvl w:val="0"/>
+          <w:numId w:val="1"/>
+        </w:numPr>
+        <w:spacing w:after="55"/>
+        <w:ind w:left="360"/>
+      </w:pPr>
+      <w:r>
+        <w:rPr>
+          <w:rFonts w:ascii="Calibri" w:cs="Calibri" w:eastAsia="Calibri" w:hAnsi="Calibri"/>
+          <w:sz w:val="19"/>
+          <w:szCs w:val="19"/>
+        </w:rPr>
+        <w:t xml:space="preserve">Timon (2026) - Management system for car repair shops: work orders with an eight-stage pipeline, spare-part inventory with automatic stock deduction, daily cash register and public QR tracking. Built on Faro's multi-tenant core. Python, FastAPI, PostgreSQL, React, Tailwind CSS, Docker.</w:t>
+      </w:r>
+    </w:p>
+    <w:p>
+      <w:pPr>
+        <w:pStyle w:val="ListParagraph"/>
+        <w:numPr>
+          <w:ilvl w:val="0"/>
+          <w:numId w:val="1"/>
+        </w:numPr>
+        <w:spacing w:after="55"/>
+        <w:ind w:left="360"/>
+      </w:pPr>
+      <w:r>
+        <w:rPr>
+          <w:rFonts w:ascii="Calibri" w:cs="Calibri" w:eastAsia="Calibri" w:hAnsi="Calibri"/>
+          <w:sz w:val="19"/>
+          <w:szCs w:val="19"/>
+        </w:rPr>
+        <w:t xml:space="preserve">Faro (2026) - Multi-tenant HR web platform, running in production for an industrial company of 80 employees: payroll runs, attendance tracking through a face-recognition kiosk and signed PDF payslips with a public QR validation code. Python, FastAPI, PostgreSQL, React, Tailwind CSS, Docker.</w:t>
+      </w:r>
+    </w:p>
+    <w:p>
+      <w:pPr>
+        <w:pStyle w:val="ListParagraph"/>
+        <w:numPr>
+          <w:ilvl w:val="0"/>
+          <w:numId w:val="1"/>
+        </w:numPr>
+        <w:spacing w:after="55"/>
+        <w:ind w:left="360"/>
+      </w:pPr>
+      <w:r>
+        <w:rPr>
+          <w:rFonts w:ascii="Calibri" w:cs="Calibri" w:eastAsia="Calibri" w:hAnsi="Calibri"/>
+          <w:sz w:val="19"/>
+          <w:szCs w:val="19"/>
+        </w:rPr>
+        <w:t xml:space="preserve">BioTech (2025) - Modular ERP for an agro-industrial company: planning, overtime, credit requests and analytics dashboards, pulling data from external systems. Java, Spring Boot, PostgreSQL, React, Bootstrap, Docker.</w:t>
+      </w:r>
+    </w:p>
+    <w:p>
+      <w:pPr>
+        <w:pStyle w:val="ListParagraph"/>
+        <w:numPr>
+          <w:ilvl w:val="0"/>
+          <w:numId w:val="1"/>
+        </w:numPr>
+        <w:spacing w:after="55"/>
+        <w:ind w:left="360"/>
+      </w:pPr>
+      <w:r>
+        <w:rPr>
+          <w:rFonts w:ascii="Calibri" w:cs="Calibri" w:eastAsia="Calibri" w:hAnsi="Calibri"/>
+          <w:sz w:val="19"/>
+          <w:szCs w:val="19"/>
+        </w:rPr>
+        <w:t xml:space="preserve">Shop Easy (2024) - Mobile app for shopping lists with real-time synchronisation. Ionic, Angular, TypeScript, Firebase.</w:t>
+      </w:r>
+    </w:p>
+    <w:p>
+      <w:pPr>
+        <w:pStyle w:val="ListParagraph"/>
+        <w:numPr>
+          <w:ilvl w:val="0"/>
+          <w:numId w:val="1"/>
+        </w:numPr>
+        <w:spacing w:after="55"/>
+        <w:ind w:left="360"/>
+      </w:pPr>
+      <w:r>
+        <w:rPr>
+          <w:rFonts w:ascii="Calibri" w:cs="Calibri" w:eastAsia="Calibri" w:hAnsi="Calibri"/>
+          <w:sz w:val="19"/>
+          <w:szCs w:val="19"/>
+        </w:rPr>
+        <w:t xml:space="preserve">Atelier (2023) - Management system for a clothing shop, centralising sales, purchases, inventory and garment rentals. Java, Spring Boot, PostgreSQL, React, Bootstrap.</w:t>
       </w:r>
     </w:p>
     <w:p>

--- a/public/cv/Pablo-Ocampos-CV-EN.docx
+++ b/public/cv/Pablo-Ocampos-CV-EN.docx
@@ -363,7 +363,7 @@
           <w:sz w:val="19"/>
           <w:szCs w:val="19"/>
         </w:rPr>
-        <w:t xml:space="preserve">Built Timon, a management system for car repair shops covering work orders, spare-part inventory with automatic stock deduction, cash register and public QR tracking, reusing Faro's multi-tenant core as a product template.</w:t>
+        <w:t xml:space="preserve">Built MotorV8, a management system for car repair shops covering work orders, spare-part inventory with automatic stock deduction, cash register and public QR tracking, reusing Faro's multi-tenant core as a product template.</w:t>
       </w:r>
     </w:p>
     <w:p>
@@ -1038,7 +1038,7 @@
           <w:sz w:val="19"/>
           <w:szCs w:val="19"/>
         </w:rPr>
-        <w:t xml:space="preserve">Timon (2026) - Management system for car repair shops: work orders with an eight-stage pipeline, spare-part inventory with automatic stock deduction, daily cash register and public QR tracking. Built on Faro's multi-tenant core. Python, FastAPI, PostgreSQL, React, Tailwind CSS, Docker.</w:t>
+        <w:t xml:space="preserve">MotorV8 (2026) - Management system for car repair shops: work orders with an eight-stage pipeline, spare-part inventory with automatic stock deduction, daily cash register and public QR tracking. Built on Faro's multi-tenant core. Python, FastAPI, PostgreSQL, React, Tailwind CSS, Docker.</w:t>
       </w:r>
     </w:p>
     <w:p>
